--- a/Supplementary_tables/TableS1.docx
+++ b/Supplementary_tables/TableS1.docx
@@ -12,6 +12,7 @@
       <w:r>
         <w:rPr>
           <w:b w:val="1"/>
+          <w:bCs w:val="1"/>
           <w:sz w:val="20"/>
           <w:szCs w:val="20"/>
           <w:rtl w:val="0"/>
@@ -45,20 +46,20 @@
         <w:tblLook w:val="0600"/>
       </w:tblPr>
       <w:tblGrid>
-        <w:gridCol w:w="1305"/>
-        <w:gridCol w:w="1515"/>
-        <w:gridCol w:w="1185"/>
-        <w:gridCol w:w="1215"/>
-        <w:gridCol w:w="1485"/>
+        <w:gridCol w:w="1245"/>
+        <w:gridCol w:w="1530"/>
+        <w:gridCol w:w="1410"/>
+        <w:gridCol w:w="1020"/>
+        <w:gridCol w:w="1500"/>
         <w:gridCol w:w="1500"/>
         <w:gridCol w:w="1470"/>
         <w:tblGridChange w:id="0">
           <w:tblGrid>
-            <w:gridCol w:w="1305"/>
-            <w:gridCol w:w="1515"/>
-            <w:gridCol w:w="1185"/>
-            <w:gridCol w:w="1215"/>
-            <w:gridCol w:w="1485"/>
+            <w:gridCol w:w="1245"/>
+            <w:gridCol w:w="1530"/>
+            <w:gridCol w:w="1410"/>
+            <w:gridCol w:w="1020"/>
+            <w:gridCol w:w="1500"/>
             <w:gridCol w:w="1500"/>
             <w:gridCol w:w="1470"/>
           </w:tblGrid>
@@ -99,6 +100,7 @@
               <w:jc w:val="left"/>
               <w:rPr>
                 <w:b w:val="1"/>
+                <w:bCs w:val="1"/>
                 <w:sz w:val="20"/>
                 <w:szCs w:val="20"/>
               </w:rPr>
@@ -106,6 +108,7 @@
             <w:r>
               <w:rPr>
                 <w:b w:val="1"/>
+                <w:bCs w:val="1"/>
                 <w:sz w:val="20"/>
                 <w:szCs w:val="20"/>
                 <w:rtl w:val="0"/>
@@ -144,6 +147,7 @@
               <w:jc w:val="left"/>
               <w:rPr>
                 <w:b w:val="1"/>
+                <w:bCs w:val="1"/>
                 <w:sz w:val="20"/>
                 <w:szCs w:val="20"/>
               </w:rPr>
@@ -151,6 +155,7 @@
             <w:r>
               <w:rPr>
                 <w:b w:val="1"/>
+                <w:bCs w:val="1"/>
                 <w:sz w:val="20"/>
                 <w:szCs w:val="20"/>
                 <w:rtl w:val="0"/>
@@ -189,6 +194,7 @@
               <w:jc w:val="left"/>
               <w:rPr>
                 <w:b w:val="1"/>
+                <w:bCs w:val="1"/>
                 <w:sz w:val="20"/>
                 <w:szCs w:val="20"/>
               </w:rPr>
@@ -196,6 +202,7 @@
             <w:r>
               <w:rPr>
                 <w:b w:val="1"/>
+                <w:bCs w:val="1"/>
                 <w:sz w:val="20"/>
                 <w:szCs w:val="20"/>
                 <w:rtl w:val="0"/>
@@ -234,6 +241,7 @@
               <w:jc w:val="left"/>
               <w:rPr>
                 <w:b w:val="1"/>
+                <w:bCs w:val="1"/>
                 <w:sz w:val="20"/>
                 <w:szCs w:val="20"/>
               </w:rPr>
@@ -241,6 +249,7 @@
             <w:r>
               <w:rPr>
                 <w:b w:val="1"/>
+                <w:bCs w:val="1"/>
                 <w:sz w:val="20"/>
                 <w:szCs w:val="20"/>
                 <w:rtl w:val="0"/>
@@ -279,6 +288,7 @@
               <w:jc w:val="left"/>
               <w:rPr>
                 <w:b w:val="1"/>
+                <w:bCs w:val="1"/>
                 <w:sz w:val="20"/>
                 <w:szCs w:val="20"/>
               </w:rPr>
@@ -286,6 +296,7 @@
             <w:r>
               <w:rPr>
                 <w:b w:val="1"/>
+                <w:bCs w:val="1"/>
                 <w:sz w:val="20"/>
                 <w:szCs w:val="20"/>
                 <w:rtl w:val="0"/>
@@ -324,6 +335,7 @@
               <w:jc w:val="left"/>
               <w:rPr>
                 <w:b w:val="1"/>
+                <w:bCs w:val="1"/>
                 <w:sz w:val="20"/>
                 <w:szCs w:val="20"/>
               </w:rPr>
@@ -331,6 +343,7 @@
             <w:r>
               <w:rPr>
                 <w:b w:val="1"/>
+                <w:bCs w:val="1"/>
                 <w:sz w:val="20"/>
                 <w:szCs w:val="20"/>
                 <w:rtl w:val="0"/>
@@ -369,6 +382,7 @@
               <w:jc w:val="left"/>
               <w:rPr>
                 <w:b w:val="1"/>
+                <w:bCs w:val="1"/>
                 <w:sz w:val="20"/>
                 <w:szCs w:val="20"/>
               </w:rPr>
@@ -376,6 +390,7 @@
             <w:r>
               <w:rPr>
                 <w:b w:val="1"/>
+                <w:bCs w:val="1"/>
                 <w:sz w:val="20"/>
                 <w:szCs w:val="20"/>
                 <w:rtl w:val="0"/>
@@ -515,7 +530,7 @@
                 <w:szCs w:val="20"/>
                 <w:rtl w:val="0"/>
               </w:rPr>
-              <w:t xml:space="preserve">Heidelberg (DE)</w:t>
+              <w:t xml:space="preserve">Heidelberg (DE), Greenhouse</w:t>
             </w:r>
           </w:p>
         </w:tc>
@@ -796,7 +811,7 @@
                 <w:szCs w:val="20"/>
                 <w:rtl w:val="0"/>
               </w:rPr>
-              <w:t xml:space="preserve">Heidelberg (DE)</w:t>
+              <w:t xml:space="preserve">Heidelberg (DE), Greenhouse</w:t>
             </w:r>
           </w:p>
         </w:tc>
@@ -1077,7 +1092,7 @@
                 <w:szCs w:val="20"/>
                 <w:rtl w:val="0"/>
               </w:rPr>
-              <w:t xml:space="preserve">Heidelberg (DE)</w:t>
+              <w:t xml:space="preserve">Heidelberg (DE), Greenhouse</w:t>
             </w:r>
           </w:p>
         </w:tc>
@@ -1359,7 +1374,7 @@
                 <w:szCs w:val="20"/>
                 <w:rtl w:val="0"/>
               </w:rPr>
-              <w:t xml:space="preserve">Heidelberg (DE)</w:t>
+              <w:t xml:space="preserve">Heidelberg (DE), Greenhouse</w:t>
             </w:r>
           </w:p>
         </w:tc>
@@ -1624,7 +1639,7 @@
                 <w:szCs w:val="20"/>
                 <w:rtl w:val="0"/>
               </w:rPr>
-              <w:t xml:space="preserve">vSAM &amp; leaf primordia</w:t>
+              <w:t xml:space="preserve">SAM &amp; leaf primordia</w:t>
             </w:r>
           </w:p>
         </w:tc>
@@ -1654,7 +1669,7 @@
                 <w:szCs w:val="20"/>
                 <w:rtl w:val="0"/>
               </w:rPr>
-              <w:t xml:space="preserve">Heidelberg (DE)</w:t>
+              <w:t xml:space="preserve">Heidelberg (DE), Growth chamber</w:t>
             </w:r>
           </w:p>
         </w:tc>
@@ -1905,7 +1920,7 @@
                 <w:szCs w:val="20"/>
                 <w:rtl w:val="0"/>
               </w:rPr>
-              <w:t xml:space="preserve">vSAM &amp; leaf primordia</w:t>
+              <w:t xml:space="preserve">SAM &amp; leaf primordia</w:t>
             </w:r>
           </w:p>
         </w:tc>
@@ -1935,7 +1950,7 @@
                 <w:szCs w:val="20"/>
                 <w:rtl w:val="0"/>
               </w:rPr>
-              <w:t xml:space="preserve">Heidelberg (DE)</w:t>
+              <w:t xml:space="preserve">Heidelberg (DE), Growth chamber</w:t>
             </w:r>
           </w:p>
         </w:tc>
@@ -2229,7 +2244,7 @@
                 <w:szCs w:val="20"/>
                 <w:rtl w:val="0"/>
               </w:rPr>
-              <w:t xml:space="preserve">Bern (CH)</w:t>
+              <w:t xml:space="preserve">Bern (CH), Growth chamber</w:t>
             </w:r>
           </w:p>
         </w:tc>
@@ -2510,7 +2525,7 @@
                 <w:szCs w:val="20"/>
                 <w:rtl w:val="0"/>
               </w:rPr>
-              <w:t xml:space="preserve">Bern (CH)</w:t>
+              <w:t xml:space="preserve">Bern (CH), Growth chamber</w:t>
             </w:r>
           </w:p>
         </w:tc>
@@ -2792,7 +2807,7 @@
                 <w:szCs w:val="20"/>
                 <w:rtl w:val="0"/>
               </w:rPr>
-              <w:t xml:space="preserve">Bern (CH)</w:t>
+              <w:t xml:space="preserve">Bern (CH), Growth chamber</w:t>
             </w:r>
           </w:p>
         </w:tc>
@@ -3054,6 +3069,7 @@
     </w:pPr>
     <w:rPr>
       <w:b w:val="0"/>
+      <w:bCs w:val="0"/>
       <w:sz w:val="32"/>
       <w:szCs w:val="32"/>
     </w:rPr>
@@ -3070,6 +3086,7 @@
     </w:pPr>
     <w:rPr>
       <w:b w:val="0"/>
+      <w:bCs w:val="0"/>
       <w:color w:val="434343"/>
       <w:sz w:val="28"/>
       <w:szCs w:val="28"/>
@@ -3119,6 +3136,7 @@
     </w:pPr>
     <w:rPr>
       <w:i w:val="1"/>
+      <w:iCs w:val="1"/>
       <w:color w:val="666666"/>
       <w:sz w:val="22"/>
       <w:szCs w:val="22"/>
@@ -3152,6 +3170,7 @@
     <w:rPr>
       <w:rFonts w:ascii="Arial" w:cs="Arial" w:eastAsia="Arial" w:hAnsi="Arial"/>
       <w:i w:val="0"/>
+      <w:iCs w:val="0"/>
       <w:color w:val="666666"/>
       <w:sz w:val="30"/>
       <w:szCs w:val="30"/>
